--- a/output/feasibility_report_townhouse.docx
+++ b/output/feasibility_report_townhouse.docx
@@ -22,7 +22,7 @@
           <w:color w:val="7A7A7A"/>
           <w:sz w:val="20"/>
         </w:rPr>
-        <w:t>Feasibility assessment  ·  13 September 2026</w:t>
+        <w:t>Feasibility assessment  ·  14 September 2026</w:t>
       </w:r>
     </w:p>
     <w:tbl>
